--- a/docs/feasibility/01_Marketplace-Compliance-Accelerator_Feasibility-Study.docx
+++ b/docs/feasibility/01_Marketplace-Compliance-Accelerator_Feasibility-Study.docx
@@ -1320,7 +1320,7 @@
                 <w:sz w:val="20"/>
                 <w:szCs w:val="20"/>
               </w:rPr>
-              <w:t xml:space="preserve">Qualified yes — and the partners flag this for AWS discussion. The engagement is a fixed-fee compliance and listing project whose immediate buyer is technical ([CTO / VP Engineering]), not a line-of-business persona. Its business outcome is real but indirect: it is the precondition for the ISV transacting on AWS at all, and it is the entry point to the three twelve-month retainers that do carry direct top-line outcomes. The partners' recommendation is that AWS assess it as the on-ramp component of the four-solution portfolio rather than as a standalone business outcome solution.</w:t>
+              <w:t xml:space="preserve">Qualified yes. The immediate buyer is technical ([CTO / VP Engineering]) rather than a line-of-business persona, and the business outcome is indirect: the engagement is the precondition for the ISV transacting on AWS at all, and the entry point to three twelve-month retainers carrying direct top-line outcomes. We ask that AWS assess it as the on-ramp component of the portfolio rather than as a standalone business outcome solution.</w:t>
             </w:r>
           </w:p>
         </w:tc>
@@ -3526,7 +3526,41 @@
                 <w:sz w:val="20"/>
                 <w:szCs w:val="20"/>
               </w:rPr>
-              <w:t xml:space="preserve">Not applicable — two partners.</w:t>
+              <w:t xml:space="preserve">Automatum and OBP propose the Marketplace Compliance Accelerator: a fixed-fee project that takes an ISV from unassessed to a published, transacting AWS Marketplace listing in 14 to 18 business days of delivery, for $10,000.</w:t>
+            </w:r>
+          </w:p>
+          <w:p>
+            <w:pPr>
+              <w:rPr>
+                <w:rFonts w:ascii="Amazon Ember" w:hAnsi="Amazon Ember" w:cs="Amazon Ember"/>
+                <w:sz w:val="20"/>
+                <w:szCs w:val="20"/>
+              </w:rPr>
+            </w:pPr>
+            <w:r>
+              <w:rPr>
+                <w:rFonts w:ascii="Amazon Ember" w:hAnsi="Amazon Ember" w:cs="Amazon Ember"/>
+                <w:sz w:val="20"/>
+                <w:szCs w:val="20"/>
+              </w:rPr>
+              <w:t xml:space="preserve">Automatum leads the solution, owns the listed software and is seller of record; OBP delivers the engagement. The customer signs one agreement and transacts through AWS Marketplace on Automatum's listing, with software on one line and professional services on the other.</w:t>
+            </w:r>
+          </w:p>
+          <w:p>
+            <w:pPr>
+              <w:rPr>
+                <w:rFonts w:ascii="Amazon Ember" w:hAnsi="Amazon Ember" w:cs="Amazon Ember"/>
+                <w:sz w:val="20"/>
+                <w:szCs w:val="20"/>
+              </w:rPr>
+            </w:pPr>
+            <w:r>
+              <w:rPr>
+                <w:rFonts w:ascii="Amazon Ember" w:hAnsi="Amazon Ember" w:cs="Amazon Ember"/>
+                <w:sz w:val="20"/>
+                <w:szCs w:val="20"/>
+              </w:rPr>
+              <w:t xml:space="preserve">The work is repeatable and the delivery window is provable. Well-Architected data collection and remediation, which carries most of the effort, is automated by a licensed tool OBP operates. The solution is proposed for wave one.</w:t>
             </w:r>
           </w:p>
         </w:tc>
@@ -3580,7 +3614,41 @@
                 <w:sz w:val="20"/>
                 <w:szCs w:val="20"/>
               </w:rPr>
-              <w:t xml:space="preserve">Not applicable — two partners.</w:t>
+              <w:t xml:space="preserve">Final delivery is a published, transacting AWS Marketplace listing, with the compliance evidence behind it.</w:t>
+            </w:r>
+          </w:p>
+          <w:p>
+            <w:pPr>
+              <w:rPr>
+                <w:rFonts w:ascii="Amazon Ember" w:hAnsi="Amazon Ember" w:cs="Amazon Ember"/>
+                <w:sz w:val="20"/>
+                <w:szCs w:val="20"/>
+              </w:rPr>
+            </w:pPr>
+            <w:r>
+              <w:rPr>
+                <w:rFonts w:ascii="Amazon Ember" w:hAnsi="Amazon Ember" w:cs="Amazon Ember"/>
+                <w:sz w:val="20"/>
+                <w:szCs w:val="20"/>
+              </w:rPr>
+              <w:t xml:space="preserve">The engagement covers: a Well-Architected Framework Review conducted and its findings remediated in the product; the AWS Foundational Technical Review prepared and submitted; the Marketplace listing built, configured and taken through publication; architecture diagrams maintained in AMMP to evidence the "Deployed on AWS" badge; and seller registration completed.</w:t>
+            </w:r>
+          </w:p>
+          <w:p>
+            <w:pPr>
+              <w:rPr>
+                <w:rFonts w:ascii="Amazon Ember" w:hAnsi="Amazon Ember" w:cs="Amazon Ember"/>
+                <w:sz w:val="20"/>
+                <w:szCs w:val="20"/>
+              </w:rPr>
+            </w:pPr>
+            <w:r>
+              <w:rPr>
+                <w:rFonts w:ascii="Amazon Ember" w:hAnsi="Amazon Ember" w:cs="Amazon Ember"/>
+                <w:sz w:val="20"/>
+                <w:szCs w:val="20"/>
+              </w:rPr>
+              <w:t xml:space="preserve">Marketplace access is a precondition for a growing share of enterprise software procurement, and FTR acceptance grants AWS Qualified Software status and Solutions Finder placement, valid two years. Demand is evidenced by [pipeline figure — to supply from OBP's closed and in-flight deals].</w:t>
             </w:r>
           </w:p>
         </w:tc>
@@ -3636,7 +3704,41 @@
                 <w:sz w:val="20"/>
                 <w:szCs w:val="20"/>
               </w:rPr>
-              <w:t xml:space="preserve">Not applicable — two partners.</w:t>
+              <w:t xml:space="preserve">Delivery is professional services against AWS-operated systems; there is no new software to build.</w:t>
+            </w:r>
+          </w:p>
+          <w:p>
+            <w:pPr>
+              <w:rPr>
+                <w:rFonts w:ascii="Amazon Ember" w:hAnsi="Amazon Ember" w:cs="Amazon Ember"/>
+                <w:sz w:val="20"/>
+                <w:szCs w:val="20"/>
+              </w:rPr>
+            </w:pPr>
+            <w:r>
+              <w:rPr>
+                <w:rFonts w:ascii="Amazon Ember" w:hAnsi="Amazon Ember" w:cs="Amazon Ember"/>
+                <w:sz w:val="20"/>
+                <w:szCs w:val="20"/>
+              </w:rPr>
+              <w:t xml:space="preserve">Components: ASecureCloud, licensed and operated by OBP, automates the data collection for the Well-Architected review, suggests answers to the questionnaire, and generates CloudFormation and AWS CLI templates that resolve findings — Premium edition is required for Well-Architected reviews, and licences are held as a reassignable pool. Automatum supplies the Marketplace listing the product publishes to, and is seller of record. AWS supplies Marketplace, AMMP, the Well-Architected tool and the FTR process.</w:t>
+            </w:r>
+          </w:p>
+          <w:p>
+            <w:pPr>
+              <w:rPr>
+                <w:rFonts w:ascii="Amazon Ember" w:hAnsi="Amazon Ember" w:cs="Amazon Ember"/>
+                <w:sz w:val="20"/>
+                <w:szCs w:val="20"/>
+              </w:rPr>
+            </w:pPr>
+            <w:r>
+              <w:rPr>
+                <w:rFonts w:ascii="Amazon Ember" w:hAnsi="Amazon Ember" w:cs="Amazon Ember"/>
+                <w:sz w:val="20"/>
+                <w:szCs w:val="20"/>
+              </w:rPr>
+              <w:t xml:space="preserve">Labour: OBP compliance engineering, plus [N] hours of the customer's own engineering availability for remediation. The customer supplies tax, bank and legal data for seller registration. No component is used that is not listed here. Licence cost recovery sits inside the engagement fee.</w:t>
             </w:r>
           </w:p>
         </w:tc>
@@ -3692,7 +3794,41 @@
                 <w:sz w:val="20"/>
                 <w:szCs w:val="20"/>
               </w:rPr>
-              <w:t xml:space="preserve">Not applicable — two partners.</w:t>
+              <w:t xml:space="preserve">Target market: ISVs that need to transact on AWS Marketplace and have no listing, or a listing that has not passed FTR.</w:t>
+            </w:r>
+          </w:p>
+          <w:p>
+            <w:pPr>
+              <w:rPr>
+                <w:rFonts w:ascii="Amazon Ember" w:hAnsi="Amazon Ember" w:cs="Amazon Ember"/>
+                <w:sz w:val="20"/>
+                <w:szCs w:val="20"/>
+              </w:rPr>
+            </w:pPr>
+            <w:r>
+              <w:rPr>
+                <w:rFonts w:ascii="Amazon Ember" w:hAnsi="Amazon Ember" w:cs="Amazon Ember"/>
+                <w:sz w:val="20"/>
+                <w:szCs w:val="20"/>
+              </w:rPr>
+              <w:t xml:space="preserve">Demand: driven by enterprise buyers increasingly requiring Marketplace transactability, and by ISVs pursuing AWS co-sell, which depends on it.</w:t>
+            </w:r>
+          </w:p>
+          <w:p>
+            <w:pPr>
+              <w:rPr>
+                <w:rFonts w:ascii="Amazon Ember" w:hAnsi="Amazon Ember" w:cs="Amazon Ember"/>
+                <w:sz w:val="20"/>
+                <w:szCs w:val="20"/>
+              </w:rPr>
+            </w:pPr>
+            <w:r>
+              <w:rPr>
+                <w:rFonts w:ascii="Amazon Ember" w:hAnsi="Amazon Ember" w:cs="Amazon Ember"/>
+                <w:sz w:val="20"/>
+                <w:szCs w:val="20"/>
+              </w:rPr>
+              <w:t xml:space="preserve">Competitors: AWS systems integrators offering listing services, ISVs attempting it in-house, and AWS's own self-service path. The differentiator is a fixed fee, a stated delivery window, and an automated Well-Architected component.</w:t>
             </w:r>
           </w:p>
         </w:tc>
@@ -3748,7 +3884,41 @@
                 <w:sz w:val="20"/>
                 <w:szCs w:val="20"/>
               </w:rPr>
-              <w:t xml:space="preserve">Not applicable — two partners.</w:t>
+              <w:t xml:space="preserve">The solution carries its own overview and deck, and lists under its own Solution ID.</w:t>
+            </w:r>
+          </w:p>
+          <w:p>
+            <w:pPr>
+              <w:rPr>
+                <w:rFonts w:ascii="Amazon Ember" w:hAnsi="Amazon Ember" w:cs="Amazon Ember"/>
+                <w:sz w:val="20"/>
+                <w:szCs w:val="20"/>
+              </w:rPr>
+            </w:pPr>
+            <w:r>
+              <w:rPr>
+                <w:rFonts w:ascii="Amazon Ember" w:hAnsi="Amazon Ember" w:cs="Amazon Ember"/>
+                <w:sz w:val="20"/>
+                <w:szCs w:val="20"/>
+              </w:rPr>
+              <w:t xml:space="preserve">Reach: AWS co-sell through ACE, with five ACE opportunity submissions committed for this solution; joint outbound from both partners; and AWS-facing collateral produced under the Managed AWS Alliances retainer for customers who buy both.</w:t>
+            </w:r>
+          </w:p>
+          <w:p>
+            <w:pPr>
+              <w:rPr>
+                <w:rFonts w:ascii="Amazon Ember" w:hAnsi="Amazon Ember" w:cs="Amazon Ember"/>
+                <w:sz w:val="20"/>
+                <w:szCs w:val="20"/>
+              </w:rPr>
+            </w:pPr>
+            <w:r>
+              <w:rPr>
+                <w:rFonts w:ascii="Amazon Ember" w:hAnsi="Amazon Ember" w:cs="Amazon Ember"/>
+                <w:sz w:val="20"/>
+                <w:szCs w:val="20"/>
+              </w:rPr>
+              <w:t xml:space="preserve">[Sponsored AWS marketing campaign participation — to confirm.]</w:t>
             </w:r>
           </w:p>
         </w:tc>
@@ -3804,7 +3974,41 @@
                 <w:sz w:val="20"/>
                 <w:szCs w:val="20"/>
               </w:rPr>
-              <w:t xml:space="preserve">Not applicable — two partners.</w:t>
+              <w:t xml:space="preserve">OBP delivers with existing compliance engineering staff. Automatum's involvement is the listing and seller-of-record position, not delivery labour.</w:t>
+            </w:r>
+          </w:p>
+          <w:p>
+            <w:pPr>
+              <w:rPr>
+                <w:rFonts w:ascii="Amazon Ember" w:hAnsi="Amazon Ember" w:cs="Amazon Ember"/>
+                <w:sz w:val="20"/>
+                <w:szCs w:val="20"/>
+              </w:rPr>
+            </w:pPr>
+            <w:r>
+              <w:rPr>
+                <w:rFonts w:ascii="Amazon Ember" w:hAnsi="Amazon Ember" w:cs="Amazon Ember"/>
+                <w:sz w:val="20"/>
+                <w:szCs w:val="20"/>
+              </w:rPr>
+              <w:t xml:space="preserve">The delivery window is a staffing commitment and is to be capacity-tested before publication. [Concurrent engagement capacity — to confirm.]</w:t>
+            </w:r>
+          </w:p>
+          <w:p>
+            <w:pPr>
+              <w:rPr>
+                <w:rFonts w:ascii="Amazon Ember" w:hAnsi="Amazon Ember" w:cs="Amazon Ember"/>
+                <w:sz w:val="20"/>
+                <w:szCs w:val="20"/>
+              </w:rPr>
+            </w:pPr>
+            <w:r>
+              <w:rPr>
+                <w:rFonts w:ascii="Amazon Ember" w:hAnsi="Amazon Ember" w:cs="Amazon Ember"/>
+                <w:sz w:val="20"/>
+                <w:szCs w:val="20"/>
+              </w:rPr>
+              <w:t xml:space="preserve">No hiring is anticipated for this solution at the volumes currently forecast.</w:t>
             </w:r>
           </w:p>
         </w:tc>
@@ -3861,7 +4065,41 @@
                 <w:sz w:val="20"/>
                 <w:szCs w:val="20"/>
               </w:rPr>
-              <w:t xml:space="preserve">Not applicable — two partners.</w:t>
+              <w:t xml:space="preserve">Wave one of a two-wave submission sequence, submitted alongside Managed AWS Alliances. Wave two (Managed Marketplace Operations and Managed Partner Development) opens on this wave's Milestone 1 approval.</w:t>
+            </w:r>
+          </w:p>
+          <w:p>
+            <w:pPr>
+              <w:rPr>
+                <w:rFonts w:ascii="Amazon Ember" w:hAnsi="Amazon Ember" w:cs="Amazon Ember"/>
+                <w:sz w:val="20"/>
+                <w:szCs w:val="20"/>
+              </w:rPr>
+            </w:pPr>
+            <w:r>
+              <w:rPr>
+                <w:rFonts w:ascii="Amazon Ember" w:hAnsi="Amazon Ember" w:cs="Amazon Ember"/>
+                <w:sz w:val="20"/>
+                <w:szCs w:val="20"/>
+              </w:rPr>
+              <w:t xml:space="preserve">Per engagement: 14 to 18 business days of delivery. This is business days of delivery, not elapsed time; [the clock start — to define] and it runs from the customer's inputs being met.</w:t>
+            </w:r>
+          </w:p>
+          <w:p>
+            <w:pPr>
+              <w:rPr>
+                <w:rFonts w:ascii="Amazon Ember" w:hAnsi="Amazon Ember" w:cs="Amazon Ember"/>
+                <w:sz w:val="20"/>
+                <w:szCs w:val="20"/>
+              </w:rPr>
+            </w:pPr>
+            <w:r>
+              <w:rPr>
+                <w:rFonts w:ascii="Amazon Ember" w:hAnsi="Amazon Ember" w:cs="Amazon Ember"/>
+                <w:sz w:val="20"/>
+                <w:szCs w:val="20"/>
+              </w:rPr>
+              <w:t xml:space="preserve">Constraints: AWS's FTR review queue governs the publication date and is outside the partners' control; the twelve-month listing deadline applies from entry [clock basis — per Solution ID from entry, or programme-level — to confirm with AWS].</w:t>
             </w:r>
           </w:p>
         </w:tc>
@@ -3917,7 +4155,24 @@
                 <w:sz w:val="20"/>
                 <w:szCs w:val="20"/>
               </w:rPr>
-              <w:t xml:space="preserve">Not applicable — two partners.</w:t>
+              <w:t xml:space="preserve">List price $10,000 fixed, 50% on signature and 50% on completion. Twenty hours of remediation are included; further blocks of ten hours are $1,000 each.</w:t>
+            </w:r>
+          </w:p>
+          <w:p>
+            <w:pPr>
+              <w:rPr>
+                <w:rFonts w:ascii="Amazon Ember" w:hAnsi="Amazon Ember" w:cs="Amazon Ember"/>
+                <w:sz w:val="20"/>
+                <w:szCs w:val="20"/>
+              </w:rPr>
+            </w:pPr>
+            <w:r>
+              <w:rPr>
+                <w:rFonts w:ascii="Amazon Ember" w:hAnsi="Amazon Ember" w:cs="Amazon Ember"/>
+                <w:sz w:val="20"/>
+                <w:szCs w:val="20"/>
+              </w:rPr>
+              <w:t xml:space="preserve">Revenue split between Automatum and OBP on the software and professional services lines is under negotiation. [Volume forecast and margin — to supply.]</w:t>
             </w:r>
           </w:p>
         </w:tc>
@@ -3973,7 +4228,7 @@
                 <w:sz w:val="20"/>
                 <w:szCs w:val="20"/>
               </w:rPr>
-              <w:t xml:space="preserve">Not applicable — two partners.</w:t>
+              <w:t xml:space="preserve">[Insert architecture diagram — to supply.]</w:t>
             </w:r>
           </w:p>
         </w:tc>
@@ -4029,7 +4284,7 @@
                 <w:sz w:val="20"/>
                 <w:szCs w:val="20"/>
               </w:rPr>
-              <w:t xml:space="preserve">Not applicable — two partners.</w:t>
+              <w:t xml:space="preserve">[Initial customers involved in solution design, with ACE opportunity links where entered — to supply.]</w:t>
             </w:r>
           </w:p>
         </w:tc>
@@ -4085,7 +4340,41 @@
                 <w:sz w:val="20"/>
                 <w:szCs w:val="20"/>
               </w:rPr>
-              <w:t xml:space="preserve">Not applicable — two partners.</w:t>
+              <w:t xml:space="preserve">Both partners recommend proceeding, in wave one.</w:t>
+            </w:r>
+          </w:p>
+          <w:p>
+            <w:pPr>
+              <w:rPr>
+                <w:rFonts w:ascii="Amazon Ember" w:hAnsi="Amazon Ember" w:cs="Amazon Ember"/>
+                <w:sz w:val="20"/>
+                <w:szCs w:val="20"/>
+              </w:rPr>
+            </w:pPr>
+            <w:r>
+              <w:rPr>
+                <w:rFonts w:ascii="Amazon Ember" w:hAnsi="Amazon Ember" w:cs="Amazon Ember"/>
+                <w:sz w:val="20"/>
+                <w:szCs w:val="20"/>
+              </w:rPr>
+              <w:t xml:space="preserve">Findings: the work is repeatable, the delivery window is provable, the effort is largely automated and the commercial structure is simple. The open risk is classification rather than delivery — see the Business Outcomes Solution response in the Submission Summary.</w:t>
+            </w:r>
+          </w:p>
+          <w:p>
+            <w:pPr>
+              <w:rPr>
+                <w:rFonts w:ascii="Amazon Ember" w:hAnsi="Amazon Ember" w:cs="Amazon Ember"/>
+                <w:sz w:val="20"/>
+                <w:szCs w:val="20"/>
+              </w:rPr>
+            </w:pPr>
+            <w:r>
+              <w:rPr>
+                <w:rFonts w:ascii="Amazon Ember" w:hAnsi="Amazon Ember" w:cs="Amazon Ember"/>
+                <w:sz w:val="20"/>
+                <w:szCs w:val="20"/>
+              </w:rPr>
+              <w:t xml:space="preserve">Open before build: the commercial terms between Automatum and OBP; the clock-start definition; and confirmation that Automatum is lead partner of record on this Solution ID.</w:t>
             </w:r>
           </w:p>
         </w:tc>
@@ -4178,7 +4467,7 @@
                 <w:sz w:val="20"/>
                 <w:szCs w:val="20"/>
               </w:rPr>
-              <w:t xml:space="preserve">Not applicable — two partners.</w:t>
+              <w:t xml:space="preserve">OBP is first line of support for the engagement and for the compliance work. Automatum is first line for anything touching the listing itself, private offers or the seller-of-record position, since those sit in its account. Escalation between the partners is [named path — to define], and the customer sees a single named OBP owner throughout.</w:t>
             </w:r>
           </w:p>
         </w:tc>
@@ -4232,7 +4521,7 @@
                 <w:sz w:val="20"/>
                 <w:szCs w:val="20"/>
               </w:rPr>
-              <w:t xml:space="preserve">Not applicable — two partners.</w:t>
+              <w:t xml:space="preserve">Both partners source. OBP sources from its own compliance and AWS practice pipeline; Automatum sources from its listing and ISV relationships; AWS sources through ACE, where five opportunity submissions are committed for this solution. An opportunity belongs to exactly one solution and is registered against this Solution ID. Where a customer buys more than one of the four, the higher solution's commit column governs any overlap and the same work is not billed twice.</w:t>
             </w:r>
           </w:p>
         </w:tc>
@@ -4288,7 +4577,7 @@
                 <w:sz w:val="20"/>
                 <w:szCs w:val="20"/>
               </w:rPr>
-              <w:t xml:space="preserve">Not applicable — two partners.</w:t>
+              <w:t xml:space="preserve">Not yet. Both partners have seen the engagement structure — one customer agreement per Solution ID, transacting on Automatum's listing, software on one line and professional services on the other. The revenue split on each line, the flow of funds and payment trigger, Marketplace fee treatment, milestone cash and credit apportionment, and component cost recovery are on the agenda for a partner call and remain unsettled.</w:t>
             </w:r>
           </w:p>
         </w:tc>

--- a/docs/feasibility/01_Marketplace-Compliance-Accelerator_Feasibility-Study.docx
+++ b/docs/feasibility/01_Marketplace-Compliance-Accelerator_Feasibility-Study.docx
@@ -835,7 +835,7 @@
                 <w:sz w:val="20"/>
                 <w:szCs w:val="20"/>
               </w:rPr>
-              <w:t xml:space="preserve">An ISV with a shippable product but no AWS Marketplace presence needs to become transactable on AWS — Well-Architected review, remediation, Foundational Technical Review and a published, transacting listing.</w:t>
+              <w:t xml:space="preserve">An ISV is losing or unable to reach enterprise deals that require procurement through AWS Marketplace. The engagement makes the product transactable on AWS — Well-Architected review, remediation, Foundational Technical Review and a published listing.</w:t>
             </w:r>
           </w:p>
         </w:tc>
@@ -1320,7 +1320,7 @@
                 <w:sz w:val="20"/>
                 <w:szCs w:val="20"/>
               </w:rPr>
-              <w:t xml:space="preserve">Qualified yes. The immediate buyer is technical ([CTO / VP Engineering]) rather than a line-of-business persona, and the business outcome is indirect: the engagement is the precondition for the ISV transacting on AWS at all, and the entry point to three twelve-month retainers carrying direct top-line outcomes. We ask that AWS assess it as the on-ramp component of the portfolio rather than as a standalone business outcome solution.</w:t>
+              <w:t xml:space="preserve">Yes. The buyer is the CRO, co-sponsored by the CISO, and the outcome is top-line: enterprise buyers increasingly procure software through AWS Marketplace, and an ISV without a listing cannot close those deals at all. The engagement converts blocked pipeline into transactable revenue. It combines AWS components (Marketplace, the Well-Architected Framework Review, the Foundational Technical Review), Automatum's listing and seller-of-record position, and OBP's delivery.</w:t>
             </w:r>
           </w:p>
         </w:tc>
@@ -1552,7 +1552,7 @@
                 <w:sz w:val="20"/>
                 <w:szCs w:val="20"/>
               </w:rPr>
-              <w:t xml:space="preserve">[CTO / VP Engineering] — to be validated against OBP's closed and in-flight deals. Economic buyer is frequently the CEO in ISVs below [N] employees.</w:t>
+              <w:t xml:space="preserve">[CRO] — the revenue owner whose enterprise deals are blocked without a Marketplace listing. [CISO] co-sponsors where the Well-Architected and FTR evidence is what the enterprise buyer is asking for. Both to be validated against OBP's closed and in-flight deals.</w:t>
             </w:r>
           </w:p>
         </w:tc>
@@ -3526,7 +3526,7 @@
                 <w:sz w:val="20"/>
                 <w:szCs w:val="20"/>
               </w:rPr>
-              <w:t xml:space="preserve">Automatum and OBP propose the Marketplace Compliance Accelerator: a fixed-fee project that takes an ISV from unassessed to a published, transacting AWS Marketplace listing in 14 to 18 business days of delivery, for $10,000.</w:t>
+              <w:t xml:space="preserve">Automatum and OBP propose the Marketplace Compliance Accelerator: a fixed-fee project that opens AWS Marketplace as a route to market for an ISV that cannot currently transact there, in 14 to 18 business days of delivery, for $10,000.</w:t>
             </w:r>
           </w:p>
           <w:p>
@@ -3560,7 +3560,7 @@
                 <w:sz w:val="20"/>
                 <w:szCs w:val="20"/>
               </w:rPr>
-              <w:t xml:space="preserve">The work is repeatable and the delivery window is provable. Well-Architected data collection and remediation, which carries most of the effort, is automated by a licensed tool OBP operates. The solution is proposed for wave one.</w:t>
+              <w:t xml:space="preserve">For the CRO the outcome is deals that can be closed on AWS rather than lost to procurement friction. For the CISO it is Well-Architected and FTR evidence an enterprise buyer will accept. The work is repeatable, the delivery window is provable, and Well-Architected data collection and remediation is automated by a licensed tool OBP operates. Proposed for wave one.</w:t>
             </w:r>
           </w:p>
         </w:tc>
@@ -3614,7 +3614,7 @@
                 <w:sz w:val="20"/>
                 <w:szCs w:val="20"/>
               </w:rPr>
-              <w:t xml:space="preserve">Final delivery is a published, transacting AWS Marketplace listing, with the compliance evidence behind it.</w:t>
+              <w:t xml:space="preserve">Final delivery is a published, transacting AWS Marketplace listing, with the compliance evidence an enterprise buyer and AWS both require.</w:t>
             </w:r>
           </w:p>
           <w:p>
@@ -3794,24 +3794,24 @@
                 <w:sz w:val="20"/>
                 <w:szCs w:val="20"/>
               </w:rPr>
-              <w:t xml:space="preserve">Target market: ISVs that need to transact on AWS Marketplace and have no listing, or a listing that has not passed FTR.</w:t>
-            </w:r>
-          </w:p>
-          <w:p>
-            <w:pPr>
-              <w:rPr>
-                <w:rFonts w:ascii="Amazon Ember" w:hAnsi="Amazon Ember" w:cs="Amazon Ember"/>
-                <w:sz w:val="20"/>
-                <w:szCs w:val="20"/>
-              </w:rPr>
-            </w:pPr>
-            <w:r>
-              <w:rPr>
-                <w:rFonts w:ascii="Amazon Ember" w:hAnsi="Amazon Ember" w:cs="Amazon Ember"/>
-                <w:sz w:val="20"/>
-                <w:szCs w:val="20"/>
-              </w:rPr>
-              <w:t xml:space="preserve">Demand: driven by enterprise buyers increasingly requiring Marketplace transactability, and by ISVs pursuing AWS co-sell, which depends on it.</w:t>
+              <w:t xml:space="preserve">Target market: ISVs losing enterprise deals to Marketplace procurement requirements, with no listing or a listing that has not passed FTR. A second segment buys on trust evidence: AWS Qualified Software status and Solutions Finder placement are what the enterprise security review asks for, and the CISO sponsors the work.</w:t>
+            </w:r>
+          </w:p>
+          <w:p>
+            <w:pPr>
+              <w:rPr>
+                <w:rFonts w:ascii="Amazon Ember" w:hAnsi="Amazon Ember" w:cs="Amazon Ember"/>
+                <w:sz w:val="20"/>
+                <w:szCs w:val="20"/>
+              </w:rPr>
+            </w:pPr>
+            <w:r>
+              <w:rPr>
+                <w:rFonts w:ascii="Amazon Ember" w:hAnsi="Amazon Ember" w:cs="Amazon Ember"/>
+                <w:sz w:val="20"/>
+                <w:szCs w:val="20"/>
+              </w:rPr>
+              <w:t xml:space="preserve">Demand: driven by enterprise buyers requiring Marketplace transactability, and by ISVs pursuing AWS co-sell, which depends on it.</w:t>
             </w:r>
           </w:p>
           <w:p>
@@ -4357,7 +4357,7 @@
                 <w:sz w:val="20"/>
                 <w:szCs w:val="20"/>
               </w:rPr>
-              <w:t xml:space="preserve">Findings: the work is repeatable, the delivery window is provable, the effort is largely automated and the commercial structure is simple. The open risk is classification rather than delivery — see the Business Outcomes Solution response in the Submission Summary.</w:t>
+              <w:t xml:space="preserve">Findings: the work is repeatable, the delivery window is provable, the effort is largely automated and the commercial structure is simple. The open items are commercial rather than technical.</w:t>
             </w:r>
           </w:p>
           <w:p>

--- a/docs/feasibility/01_Marketplace-Compliance-Accelerator_Feasibility-Study.docx
+++ b/docs/feasibility/01_Marketplace-Compliance-Accelerator_Feasibility-Study.docx
@@ -3560,7 +3560,7 @@
                 <w:sz w:val="20"/>
                 <w:szCs w:val="20"/>
               </w:rPr>
-              <w:t xml:space="preserve">For the CRO the outcome is deals that can be closed on AWS rather than lost to procurement friction. For the CISO it is Well-Architected and FTR evidence an enterprise buyer will accept. The work is repeatable, the delivery window is provable, and Well-Architected data collection and remediation is automated by a licensed tool OBP operates. Proposed for wave one.</w:t>
+              <w:t xml:space="preserve">For the CRO the outcome is deals that can be closed on AWS rather than lost to procurement friction. For the CISO it is Well-Architected and FTR evidence an enterprise buyer will accept. The work is repeatable, the delivery window is provable, and Well-Architected data collection and remediation is automated by OBP's own tooling. Proposed for wave one.</w:t>
             </w:r>
           </w:p>
         </w:tc>
@@ -3721,7 +3721,7 @@
                 <w:sz w:val="20"/>
                 <w:szCs w:val="20"/>
               </w:rPr>
-              <w:t xml:space="preserve">Components: ASecureCloud, licensed and operated by OBP, automates the data collection for the Well-Architected review, suggests answers to the questionnaire, and generates CloudFormation and AWS CLI templates that resolve findings — Premium edition is required for Well-Architected reviews, and licences are held as a reassignable pool. Automatum supplies the Marketplace listing the product publishes to, and is seller of record. AWS supplies Marketplace, AMMP, the Well-Architected tool and the FTR process.</w:t>
+              <w:t xml:space="preserve">Components: OBP operates automated Well-Architected data collection that suggests answers to the questionnaire and generates CloudFormation and AWS CLI templates resolving findings. Automatum supplies the Marketplace listing the product publishes to, and is seller of record. AWS supplies Marketplace, AMMP, the Well-Architected tool and the FTR process.</w:t>
             </w:r>
           </w:p>
           <w:p>

--- a/docs/feasibility/01_Marketplace-Compliance-Accelerator_Feasibility-Study.docx
+++ b/docs/feasibility/01_Marketplace-Compliance-Accelerator_Feasibility-Study.docx
@@ -4216,19 +4216,49 @@
           </w:tcPr>
           <w:p>
             <w:pPr>
-              <w:rPr>
-                <w:rFonts w:ascii="Amazon Ember" w:hAnsi="Amazon Ember" w:cs="Amazon Ember"/>
-                <w:sz w:val="20"/>
-                <w:szCs w:val="20"/>
-              </w:rPr>
-            </w:pPr>
-            <w:r>
-              <w:rPr>
-                <w:rFonts w:ascii="Amazon Ember" w:hAnsi="Amazon Ember" w:cs="Amazon Ember"/>
-                <w:sz w:val="20"/>
-                <w:szCs w:val="20"/>
-              </w:rPr>
-              <w:t xml:space="preserve">[Insert architecture diagram — to supply.]</w:t>
+              <w:jc w:val="center"/>
+              <w:rPr>
+                <w:rFonts w:ascii="Amazon Ember" w:hAnsi="Amazon Ember" w:cs="Amazon Ember"/>
+                <w:sz w:val="20"/>
+                <w:szCs w:val="20"/>
+              </w:rPr>
+            </w:pPr>
+            <w:r>
+              <w:drawing xmlns:a="http://schemas.openxmlformats.org/drawingml/2006/main" xmlns:pic="http://schemas.openxmlformats.org/drawingml/2006/picture">
+                <wp:inline distT="0" distB="0" distL="0" distR="0">
+                  <wp:extent cx="5212080" cy="4050792"/>
+                  <wp:effectExtent l="0" t="0" r="0" b="0"/>
+                  <wp:docPr id="1001" name="01_Marketplace-Compliance-Accelerator_architecture.png" descr="Four lanes — ISV customer, OBP, Automatum and AWS. The ISV's product and the customer's remediation hours feed OBP's automated Well-Architected data collection and remediation, then the FTR submission and the listing build. Automatum completes seller registration and holds the listing and seller-of-record account in AMMP. AWS supplies the Well-Architected Tool, the Foundational Technical Review — dashed, because AWS's queue governs the date — and AWS Marketplace, where the enterprise buyer procures."/>
+                  <wp:cNvGraphicFramePr>
+                    <a:graphicFrameLocks noChangeAspect="1"/>
+                  </wp:cNvGraphicFramePr>
+                  <a:graphic>
+                    <a:graphicData uri="http://schemas.openxmlformats.org/drawingml/2006/picture">
+                      <pic:pic>
+                        <pic:nvPicPr>
+                          <pic:cNvPr id="1001" name="01_Marketplace-Compliance-Accelerator_architecture.png" descr="Four lanes — ISV customer, OBP, Automatum and AWS. The ISV's product and the customer's remediation hours feed OBP's automated Well-Architected data collection and remediation, then the FTR submission and the listing build. Automatum completes seller registration and holds the listing and seller-of-record account in AMMP. AWS supplies the Well-Architected Tool, the Foundational Technical Review — dashed, because AWS's queue governs the date — and AWS Marketplace, where the enterprise buyer procures."/>
+                          <pic:cNvPicPr/>
+                        </pic:nvPicPr>
+                        <pic:blipFill>
+                          <a:blip r:embed="rId12"/>
+                          <a:stretch>
+                            <a:fillRect/>
+                          </a:stretch>
+                        </pic:blipFill>
+                        <pic:spPr>
+                          <a:xfrm>
+                            <a:off x="0" y="0"/>
+                            <a:ext cx="5212080" cy="4050792"/>
+                          </a:xfrm>
+                          <a:prstGeom prst="rect">
+                            <a:avLst/>
+                          </a:prstGeom>
+                        </pic:spPr>
+                      </pic:pic>
+                    </a:graphicData>
+                  </a:graphic>
+                </wp:inline>
+              </w:drawing>
             </w:r>
           </w:p>
         </w:tc>

--- a/docs/feasibility/01_Marketplace-Compliance-Accelerator_Feasibility-Study.docx
+++ b/docs/feasibility/01_Marketplace-Compliance-Accelerator_Feasibility-Study.docx
@@ -835,7 +835,7 @@
                 <w:sz w:val="20"/>
                 <w:szCs w:val="20"/>
               </w:rPr>
-              <w:t xml:space="preserve">An ISV is losing or unable to reach enterprise deals that require procurement through AWS Marketplace. The engagement makes the product transactable on AWS — Well-Architected review, remediation, Foundational Technical Review and a published listing.</w:t>
+              <w:t xml:space="preserve">An ISV is pursuing enterprise deals that require procurement through AWS Marketplace. The engagement makes the product transactable on AWS — Well-Architected review, remediation, Foundational Technical Review and a published listing.</w:t>
             </w:r>
           </w:p>
         </w:tc>
@@ -1075,7 +1075,7 @@
                 <w:sz w:val="20"/>
                 <w:szCs w:val="20"/>
               </w:rPr>
-              <w:t xml:space="preserve">[Launch date — to confirm against the wave one submission schedule]</w:t>
+              <w:t xml:space="preserve">[Launch date — to confirm]</w:t>
             </w:r>
           </w:p>
         </w:tc>
@@ -1320,7 +1320,7 @@
                 <w:sz w:val="20"/>
                 <w:szCs w:val="20"/>
               </w:rPr>
-              <w:t xml:space="preserve">Yes. The buyer is the CRO, co-sponsored by the CISO, and the outcome is top-line: enterprise buyers increasingly procure software through AWS Marketplace, and an ISV without a listing cannot close those deals at all. The engagement converts blocked pipeline into transactable revenue. It combines AWS components (Marketplace, the Well-Architected Framework Review, the Foundational Technical Review), Automatum's listing and seller-of-record position, and OBP's delivery.</w:t>
+              <w:t xml:space="preserve">Yes. The buyer is the CRO, co-sponsored by the CISO, and the outcome is top-line. Enterprise buyers increasingly procure software through AWS Marketplace, and this engagement is for reaching them. The ISV can transact the enterprise pipeline it already holds once the listing is published, and from the same listing the ISV pursues net new revenue from net new customers. Each of those deals transacts on AWS Marketplace, where the enterprise buyer settles against AWS spend it has already committed, so procurement clears for the ISV. FTR acceptance grants AWS Qualified Software status and Solutions Finder placement, and the ISV looks to that standing for reach among buyers already spending on AWS. The listing is also what lets the ISV register its own deals in ACE, and from there the ISV works towards AWS co-sell, the account-team relationships that come with it, and a wider top of funnel. The solution combines AWS components (Marketplace, the Well-Architected Framework Review, the Foundational Technical Review), Automatum's listing and seller-of-record position, and OBP's delivery.</w:t>
             </w:r>
           </w:p>
         </w:tc>
@@ -1552,7 +1552,7 @@
                 <w:sz w:val="20"/>
                 <w:szCs w:val="20"/>
               </w:rPr>
-              <w:t xml:space="preserve">[CRO] — the revenue owner whose enterprise deals are blocked without a Marketplace listing. [CISO] co-sponsors where the Well-Architected and FTR evidence is what the enterprise buyer is asking for. Both to be validated against OBP's closed and in-flight deals.</w:t>
+              <w:t xml:space="preserve">[CRO] — the revenue owner whose enterprise deals depend on a Marketplace listing. [CISO] co-sponsors where the Well-Architected and FTR evidence is what the enterprise buyer is asking for. Both to be validated against OBP's closed and in-flight deals.</w:t>
             </w:r>
           </w:p>
         </w:tc>
@@ -3526,7 +3526,24 @@
                 <w:sz w:val="20"/>
                 <w:szCs w:val="20"/>
               </w:rPr>
-              <w:t xml:space="preserve">Automatum and OBP propose the Marketplace Compliance Accelerator: a fixed-fee project that opens AWS Marketplace as a route to market for an ISV that cannot currently transact there, in 14 to 18 business days of delivery, for $10,000.</w:t>
+              <w:t xml:space="preserve">Automatum and OBP propose the Marketplace Compliance Accelerator: a fixed-fee project that makes an ISV's product transactable on AWS Marketplace, in 14 to 18 business days of delivery, for $10,000.</w:t>
+            </w:r>
+          </w:p>
+          <w:p>
+            <w:pPr>
+              <w:rPr>
+                <w:rFonts w:ascii="Amazon Ember" w:hAnsi="Amazon Ember" w:cs="Amazon Ember"/>
+                <w:sz w:val="20"/>
+                <w:szCs w:val="20"/>
+              </w:rPr>
+            </w:pPr>
+            <w:r>
+              <w:rPr>
+                <w:rFonts w:ascii="Amazon Ember" w:hAnsi="Amazon Ember" w:cs="Amazon Ember"/>
+                <w:sz w:val="20"/>
+                <w:szCs w:val="20"/>
+              </w:rPr>
+              <w:t xml:space="preserve">What the ISV pursues is net new: the enterprise buyer who procures through AWS Marketplace, a customer within the ISV's reach once its listing is published, and the revenue those deals bring the ISV.</w:t>
             </w:r>
           </w:p>
           <w:p>
@@ -3560,7 +3577,7 @@
                 <w:sz w:val="20"/>
                 <w:szCs w:val="20"/>
               </w:rPr>
-              <w:t xml:space="preserve">For the CRO the outcome is deals that can be closed on AWS rather than lost to procurement friction. For the CISO it is Well-Architected and FTR evidence an enterprise buyer will accept. The work is repeatable, the delivery window is provable, and Well-Architected data collection and remediation is automated by OBP's own tooling. Proposed for wave one.</w:t>
+              <w:t xml:space="preserve">For the CRO the outcome is enterprise deals the ISV holds today and can close on AWS Marketplace, on the procurement route the enterprise buyer already uses. For the CISO it is Well-Architected and FTR evidence an enterprise buyer will accept, produced inside the same engagement. Well-Architected data collection and remediation are automated by OBP's own tooling.</w:t>
             </w:r>
           </w:p>
         </w:tc>
@@ -3614,7 +3631,7 @@
                 <w:sz w:val="20"/>
                 <w:szCs w:val="20"/>
               </w:rPr>
-              <w:t xml:space="preserve">Final delivery is a published, transacting AWS Marketplace listing, with the compliance evidence an enterprise buyer and AWS both require.</w:t>
+              <w:t xml:space="preserve">Final delivery is a published, transactable AWS Marketplace listing, with the compliance evidence an enterprise buyer and AWS both require.</w:t>
             </w:r>
           </w:p>
           <w:p>
@@ -3704,7 +3721,7 @@
                 <w:sz w:val="20"/>
                 <w:szCs w:val="20"/>
               </w:rPr>
-              <w:t xml:space="preserve">Delivery is professional services against AWS-operated systems; there is no new software to build.</w:t>
+              <w:t xml:space="preserve">Delivery is professional services against AWS-operated systems; every software component the engagement uses is already built and in service.</w:t>
             </w:r>
           </w:p>
           <w:p>
@@ -3738,7 +3755,7 @@
                 <w:sz w:val="20"/>
                 <w:szCs w:val="20"/>
               </w:rPr>
-              <w:t xml:space="preserve">Labour: OBP compliance engineering, plus [N] hours of the customer's own engineering availability for remediation. The customer supplies tax, bank and legal data for seller registration. No component is used that is not listed here. Licence cost recovery sits inside the engagement fee.</w:t>
+              <w:t xml:space="preserve">Labour: OBP compliance engineering, plus [N] hours of the customer's own engineering availability for remediation. The customer supplies tax, bank and legal data for seller registration. The components listed above are the complete set for the engagement. Licence cost recovery sits inside the engagement fee.</w:t>
             </w:r>
           </w:p>
         </w:tc>
@@ -3794,41 +3811,41 @@
                 <w:sz w:val="20"/>
                 <w:szCs w:val="20"/>
               </w:rPr>
-              <w:t xml:space="preserve">Target market: ISVs losing enterprise deals to Marketplace procurement requirements, with no listing or a listing that has not passed FTR. A second segment buys on trust evidence: AWS Qualified Software status and Solutions Finder placement are what the enterprise security review asks for, and the CISO sponsors the work.</w:t>
-            </w:r>
-          </w:p>
-          <w:p>
-            <w:pPr>
-              <w:rPr>
-                <w:rFonts w:ascii="Amazon Ember" w:hAnsi="Amazon Ember" w:cs="Amazon Ember"/>
-                <w:sz w:val="20"/>
-                <w:szCs w:val="20"/>
-              </w:rPr>
-            </w:pPr>
-            <w:r>
-              <w:rPr>
-                <w:rFonts w:ascii="Amazon Ember" w:hAnsi="Amazon Ember" w:cs="Amazon Ember"/>
-                <w:sz w:val="20"/>
-                <w:szCs w:val="20"/>
-              </w:rPr>
-              <w:t xml:space="preserve">Demand: driven by enterprise buyers requiring Marketplace transactability, and by ISVs pursuing AWS co-sell, which depends on it.</w:t>
-            </w:r>
-          </w:p>
-          <w:p>
-            <w:pPr>
-              <w:rPr>
-                <w:rFonts w:ascii="Amazon Ember" w:hAnsi="Amazon Ember" w:cs="Amazon Ember"/>
-                <w:sz w:val="20"/>
-                <w:szCs w:val="20"/>
-              </w:rPr>
-            </w:pPr>
-            <w:r>
-              <w:rPr>
-                <w:rFonts w:ascii="Amazon Ember" w:hAnsi="Amazon Ember" w:cs="Amazon Ember"/>
-                <w:sz w:val="20"/>
-                <w:szCs w:val="20"/>
-              </w:rPr>
-              <w:t xml:space="preserve">Competitors: AWS systems integrators offering listing services, ISVs attempting it in-house, and AWS's own self-service path. The differentiator is a fixed fee, a stated delivery window, and an automated Well-Architected component.</w:t>
+              <w:t xml:space="preserve">Target market: ISVs whose enterprise deals require Marketplace procurement, at the pre-listing or pre-FTR stage. A second segment buys on trust evidence: the AWS standing and directory presence that follow FTR acceptance are what the enterprise security review asks for, and the CISO sponsors the work.</w:t>
+            </w:r>
+          </w:p>
+          <w:p>
+            <w:pPr>
+              <w:rPr>
+                <w:rFonts w:ascii="Amazon Ember" w:hAnsi="Amazon Ember" w:cs="Amazon Ember"/>
+                <w:sz w:val="20"/>
+                <w:szCs w:val="20"/>
+              </w:rPr>
+            </w:pPr>
+            <w:r>
+              <w:rPr>
+                <w:rFonts w:ascii="Amazon Ember" w:hAnsi="Amazon Ember" w:cs="Amazon Ember"/>
+                <w:sz w:val="20"/>
+                <w:szCs w:val="20"/>
+              </w:rPr>
+              <w:t xml:space="preserve">Demand: enterprise buyers require Marketplace transactability, and ISVs pursue AWS co-sell, which depends on it. Past the first deal, what an ISV targets from a published listing compounds: further enterprise deals clearing procurement on the same route, its own deals entering AWS co-sell through ACE, AWS account teams working alongside its sellers, and more prospects entering the funnel.</w:t>
+            </w:r>
+          </w:p>
+          <w:p>
+            <w:pPr>
+              <w:rPr>
+                <w:rFonts w:ascii="Amazon Ember" w:hAnsi="Amazon Ember" w:cs="Amazon Ember"/>
+                <w:sz w:val="20"/>
+                <w:szCs w:val="20"/>
+              </w:rPr>
+            </w:pPr>
+            <w:r>
+              <w:rPr>
+                <w:rFonts w:ascii="Amazon Ember" w:hAnsi="Amazon Ember" w:cs="Amazon Ember"/>
+                <w:sz w:val="20"/>
+                <w:szCs w:val="20"/>
+              </w:rPr>
+              <w:t xml:space="preserve">Competitors: AWS systems integrators offering listing services, ISVs attempting it in-house, and AWS's own self-service path. The offer is a fixed fee, a stated delivery window, and an automated Well-Architected component.</w:t>
             </w:r>
           </w:p>
         </w:tc>
@@ -3884,24 +3901,7 @@
                 <w:sz w:val="20"/>
                 <w:szCs w:val="20"/>
               </w:rPr>
-              <w:t xml:space="preserve">The solution carries its own overview and deck, and lists under its own Solution ID.</w:t>
-            </w:r>
-          </w:p>
-          <w:p>
-            <w:pPr>
-              <w:rPr>
-                <w:rFonts w:ascii="Amazon Ember" w:hAnsi="Amazon Ember" w:cs="Amazon Ember"/>
-                <w:sz w:val="20"/>
-                <w:szCs w:val="20"/>
-              </w:rPr>
-            </w:pPr>
-            <w:r>
-              <w:rPr>
-                <w:rFonts w:ascii="Amazon Ember" w:hAnsi="Amazon Ember" w:cs="Amazon Ember"/>
-                <w:sz w:val="20"/>
-                <w:szCs w:val="20"/>
-              </w:rPr>
-              <w:t xml:space="preserve">Reach: AWS co-sell through ACE, with five ACE opportunity submissions committed for this solution; joint outbound from both partners; and AWS-facing collateral produced under the Managed AWS Alliances retainer for customers who buy both.</w:t>
+              <w:t xml:space="preserve">Reach: AWS co-sell through ACE, with five ACE opportunity submissions committed by the partners for this solution; and joint outbound from both partners.</w:t>
             </w:r>
           </w:p>
           <w:p>
@@ -3974,41 +3974,41 @@
                 <w:sz w:val="20"/>
                 <w:szCs w:val="20"/>
               </w:rPr>
-              <w:t xml:space="preserve">OBP delivers with existing compliance engineering staff. Automatum's involvement is the listing and seller-of-record position, not delivery labour.</w:t>
-            </w:r>
-          </w:p>
-          <w:p>
-            <w:pPr>
-              <w:rPr>
-                <w:rFonts w:ascii="Amazon Ember" w:hAnsi="Amazon Ember" w:cs="Amazon Ember"/>
-                <w:sz w:val="20"/>
-                <w:szCs w:val="20"/>
-              </w:rPr>
-            </w:pPr>
-            <w:r>
-              <w:rPr>
-                <w:rFonts w:ascii="Amazon Ember" w:hAnsi="Amazon Ember" w:cs="Amazon Ember"/>
-                <w:sz w:val="20"/>
-                <w:szCs w:val="20"/>
-              </w:rPr>
-              <w:t xml:space="preserve">The delivery window is a staffing commitment and is to be capacity-tested before publication. [Concurrent engagement capacity — to confirm.]</w:t>
-            </w:r>
-          </w:p>
-          <w:p>
-            <w:pPr>
-              <w:rPr>
-                <w:rFonts w:ascii="Amazon Ember" w:hAnsi="Amazon Ember" w:cs="Amazon Ember"/>
-                <w:sz w:val="20"/>
-                <w:szCs w:val="20"/>
-              </w:rPr>
-            </w:pPr>
-            <w:r>
-              <w:rPr>
-                <w:rFonts w:ascii="Amazon Ember" w:hAnsi="Amazon Ember" w:cs="Amazon Ember"/>
-                <w:sz w:val="20"/>
-                <w:szCs w:val="20"/>
-              </w:rPr>
-              <w:t xml:space="preserve">No hiring is anticipated for this solution at the volumes currently forecast.</w:t>
+              <w:t xml:space="preserve">OBP delivers with existing compliance engineering staff. Automatum contributes the listing and the seller-of-record position.</w:t>
+            </w:r>
+          </w:p>
+          <w:p>
+            <w:pPr>
+              <w:rPr>
+                <w:rFonts w:ascii="Amazon Ember" w:hAnsi="Amazon Ember" w:cs="Amazon Ember"/>
+                <w:sz w:val="20"/>
+                <w:szCs w:val="20"/>
+              </w:rPr>
+            </w:pPr>
+            <w:r>
+              <w:rPr>
+                <w:rFonts w:ascii="Amazon Ember" w:hAnsi="Amazon Ember" w:cs="Amazon Ember"/>
+                <w:sz w:val="20"/>
+                <w:szCs w:val="20"/>
+              </w:rPr>
+              <w:t xml:space="preserve">The delivery window is a staffing commitment. [Concurrent engagement capacity — to confirm.]</w:t>
+            </w:r>
+          </w:p>
+          <w:p>
+            <w:pPr>
+              <w:rPr>
+                <w:rFonts w:ascii="Amazon Ember" w:hAnsi="Amazon Ember" w:cs="Amazon Ember"/>
+                <w:sz w:val="20"/>
+                <w:szCs w:val="20"/>
+              </w:rPr>
+            </w:pPr>
+            <w:r>
+              <w:rPr>
+                <w:rFonts w:ascii="Amazon Ember" w:hAnsi="Amazon Ember" w:cs="Amazon Ember"/>
+                <w:sz w:val="20"/>
+                <w:szCs w:val="20"/>
+              </w:rPr>
+              <w:t xml:space="preserve">The volumes currently forecast sit within the capacity of the team already in place.</w:t>
             </w:r>
           </w:p>
         </w:tc>
@@ -4065,41 +4065,24 @@
                 <w:sz w:val="20"/>
                 <w:szCs w:val="20"/>
               </w:rPr>
-              <w:t xml:space="preserve">Wave one of a two-wave submission sequence, submitted alongside Managed AWS Alliances. Wave two (Managed Marketplace Operations and Managed Partner Development) opens on this wave's Milestone 1 approval.</w:t>
-            </w:r>
-          </w:p>
-          <w:p>
-            <w:pPr>
-              <w:rPr>
-                <w:rFonts w:ascii="Amazon Ember" w:hAnsi="Amazon Ember" w:cs="Amazon Ember"/>
-                <w:sz w:val="20"/>
-                <w:szCs w:val="20"/>
-              </w:rPr>
-            </w:pPr>
-            <w:r>
-              <w:rPr>
-                <w:rFonts w:ascii="Amazon Ember" w:hAnsi="Amazon Ember" w:cs="Amazon Ember"/>
-                <w:sz w:val="20"/>
-                <w:szCs w:val="20"/>
-              </w:rPr>
-              <w:t xml:space="preserve">Per engagement: 14 to 18 business days of delivery. This is business days of delivery, not elapsed time; [the clock start — to define] and it runs from the customer's inputs being met.</w:t>
-            </w:r>
-          </w:p>
-          <w:p>
-            <w:pPr>
-              <w:rPr>
-                <w:rFonts w:ascii="Amazon Ember" w:hAnsi="Amazon Ember" w:cs="Amazon Ember"/>
-                <w:sz w:val="20"/>
-                <w:szCs w:val="20"/>
-              </w:rPr>
-            </w:pPr>
-            <w:r>
-              <w:rPr>
-                <w:rFonts w:ascii="Amazon Ember" w:hAnsi="Amazon Ember" w:cs="Amazon Ember"/>
-                <w:sz w:val="20"/>
-                <w:szCs w:val="20"/>
-              </w:rPr>
-              <w:t xml:space="preserve">Constraints: AWS's FTR review queue governs the publication date and is outside the partners' control; the twelve-month listing deadline applies from entry [clock basis — per Solution ID from entry, or programme-level — to confirm with AWS].</w:t>
+              <w:t xml:space="preserve">Per engagement: 14 to 18 business days of delivery, counted as business days worked on the engagement; [the clock start — to define] and it runs from the customer's inputs being met.</w:t>
+            </w:r>
+          </w:p>
+          <w:p>
+            <w:pPr>
+              <w:rPr>
+                <w:rFonts w:ascii="Amazon Ember" w:hAnsi="Amazon Ember" w:cs="Amazon Ember"/>
+                <w:sz w:val="20"/>
+                <w:szCs w:val="20"/>
+              </w:rPr>
+            </w:pPr>
+            <w:r>
+              <w:rPr>
+                <w:rFonts w:ascii="Amazon Ember" w:hAnsi="Amazon Ember" w:cs="Amazon Ember"/>
+                <w:sz w:val="20"/>
+                <w:szCs w:val="20"/>
+              </w:rPr>
+              <w:t xml:space="preserve">Constraints: the publication date is governed by AWS's FTR review queue, which AWS schedules; the twelve-month listing deadline applies from entry [clock basis — per Solution ID from entry, or programme-level — to confirm with AWS].</w:t>
             </w:r>
           </w:p>
         </w:tc>
@@ -4172,7 +4155,7 @@
                 <w:sz w:val="20"/>
                 <w:szCs w:val="20"/>
               </w:rPr>
-              <w:t xml:space="preserve">Revenue split between Automatum and OBP on the software and professional services lines is under negotiation. [Volume forecast and margin — to supply.]</w:t>
+              <w:t xml:space="preserve">[Volume forecast and margin — to supply.]</w:t>
             </w:r>
           </w:p>
         </w:tc>
@@ -4370,41 +4353,24 @@
                 <w:sz w:val="20"/>
                 <w:szCs w:val="20"/>
               </w:rPr>
-              <w:t xml:space="preserve">Both partners recommend proceeding, in wave one.</w:t>
-            </w:r>
-          </w:p>
-          <w:p>
-            <w:pPr>
-              <w:rPr>
-                <w:rFonts w:ascii="Amazon Ember" w:hAnsi="Amazon Ember" w:cs="Amazon Ember"/>
-                <w:sz w:val="20"/>
-                <w:szCs w:val="20"/>
-              </w:rPr>
-            </w:pPr>
-            <w:r>
-              <w:rPr>
-                <w:rFonts w:ascii="Amazon Ember" w:hAnsi="Amazon Ember" w:cs="Amazon Ember"/>
-                <w:sz w:val="20"/>
-                <w:szCs w:val="20"/>
-              </w:rPr>
-              <w:t xml:space="preserve">Findings: the work is repeatable, the delivery window is provable, the effort is largely automated and the commercial structure is simple. The open items are commercial rather than technical.</w:t>
-            </w:r>
-          </w:p>
-          <w:p>
-            <w:pPr>
-              <w:rPr>
-                <w:rFonts w:ascii="Amazon Ember" w:hAnsi="Amazon Ember" w:cs="Amazon Ember"/>
-                <w:sz w:val="20"/>
-                <w:szCs w:val="20"/>
-              </w:rPr>
-            </w:pPr>
-            <w:r>
-              <w:rPr>
-                <w:rFonts w:ascii="Amazon Ember" w:hAnsi="Amazon Ember" w:cs="Amazon Ember"/>
-                <w:sz w:val="20"/>
-                <w:szCs w:val="20"/>
-              </w:rPr>
-              <w:t xml:space="preserve">Open before build: the commercial terms between Automatum and OBP; the clock-start definition; and confirmation that Automatum is lead partner of record on this Solution ID.</w:t>
+              <w:t xml:space="preserve">Both partners recommend proceeding.</w:t>
+            </w:r>
+          </w:p>
+          <w:p>
+            <w:pPr>
+              <w:rPr>
+                <w:rFonts w:ascii="Amazon Ember" w:hAnsi="Amazon Ember" w:cs="Amazon Ember"/>
+                <w:sz w:val="20"/>
+                <w:szCs w:val="20"/>
+              </w:rPr>
+            </w:pPr>
+            <w:r>
+              <w:rPr>
+                <w:rFonts w:ascii="Amazon Ember" w:hAnsi="Amazon Ember" w:cs="Amazon Ember"/>
+                <w:sz w:val="20"/>
+                <w:szCs w:val="20"/>
+              </w:rPr>
+              <w:t xml:space="preserve">Findings: the CRO is the buyer and the outcome sought is top-line. The work is repeatable, the delivery window is provable, the effort is largely automated and the commercial structure is simple.</w:t>
             </w:r>
           </w:p>
         </w:tc>
@@ -4551,7 +4517,7 @@
                 <w:sz w:val="20"/>
                 <w:szCs w:val="20"/>
               </w:rPr>
-              <w:t xml:space="preserve">Both partners source. OBP sources from its own compliance and AWS practice pipeline; Automatum sources from its listing and ISV relationships; AWS sources through ACE, where five opportunity submissions are committed for this solution. An opportunity belongs to exactly one solution and is registered against this Solution ID. Where a customer buys more than one of the four, the higher solution's commit column governs any overlap and the same work is not billed twice.</w:t>
+              <w:t xml:space="preserve">Both partners source. OBP sources from its own compliance and AWS practice pipeline; Automatum sources from its listing and ISV relationships; AWS sources through ACE, where five opportunity submissions are committed for this solution. An opportunity is registered against this Solution ID.</w:t>
             </w:r>
           </w:p>
         </w:tc>
@@ -4607,7 +4573,7 @@
                 <w:sz w:val="20"/>
                 <w:szCs w:val="20"/>
               </w:rPr>
-              <w:t xml:space="preserve">Not yet. Both partners have seen the engagement structure — one customer agreement per Solution ID, transacting on Automatum's listing, software on one line and professional services on the other. The revenue split on each line, the flow of funds and payment trigger, Marketplace fee treatment, milestone cash and credit apportionment, and component cost recovery are on the agenda for a partner call and remain unsettled.</w:t>
+              <w:t xml:space="preserve">Not yet. Both partners have seen the engagement structure — one customer agreement per Solution ID, with the software and the professional services carried on separate lines of Automatum's listing. The commercial terms between the partners cover the revenue split on each line, the flow of funds and payment trigger, Marketplace fee treatment and milestone apportionment.</w:t>
             </w:r>
           </w:p>
         </w:tc>
